--- a/PHOCS-Docgentemplates/PHOCS Food safety Requisition Template_V0.1.docx
+++ b/PHOCS-Docgentemplates/PHOCS Food safety Requisition Template_V0.1.docx
@@ -589,6 +589,29 @@
               </w:rPr>
               <w:t xml:space="preserve"> </w:t>
             </w:r>
+            <w:r>
+              <w:rPr>
+                <w:sz w:val="20"/>
+                <w:szCs w:val="20"/>
+              </w:rPr>
+              <w:t>{{</w:t>
+            </w:r>
+            <w:proofErr w:type="spellStart"/>
+            <w:r>
+              <w:rPr>
+                <w:sz w:val="20"/>
+                <w:szCs w:val="20"/>
+              </w:rPr>
+              <w:t>AccountOwnerName</w:t>
+            </w:r>
+            <w:proofErr w:type="spellEnd"/>
+            <w:r>
+              <w:rPr>
+                <w:sz w:val="20"/>
+                <w:szCs w:val="20"/>
+              </w:rPr>
+              <w:t>}}</w:t>
+            </w:r>
           </w:p>
         </w:tc>
         <w:tc>
@@ -623,6 +646,29 @@
               </w:rPr>
               <w:t>:</w:t>
             </w:r>
+            <w:r>
+              <w:rPr>
+                <w:sz w:val="20"/>
+                <w:szCs w:val="20"/>
+              </w:rPr>
+              <w:t>{{</w:t>
+            </w:r>
+            <w:proofErr w:type="spellStart"/>
+            <w:r>
+              <w:rPr>
+                <w:sz w:val="20"/>
+                <w:szCs w:val="20"/>
+              </w:rPr>
+              <w:t>AccountPhysicalAddress</w:t>
+            </w:r>
+            <w:proofErr w:type="spellEnd"/>
+            <w:r>
+              <w:rPr>
+                <w:sz w:val="20"/>
+                <w:szCs w:val="20"/>
+              </w:rPr>
+              <w:t>}}</w:t>
+            </w:r>
           </w:p>
         </w:tc>
       </w:tr>
@@ -658,6 +704,29 @@
                 <w:szCs w:val="20"/>
               </w:rPr>
               <w:t>:</w:t>
+            </w:r>
+            <w:r>
+              <w:rPr>
+                <w:sz w:val="20"/>
+                <w:szCs w:val="20"/>
+              </w:rPr>
+              <w:t>{{</w:t>
+            </w:r>
+            <w:proofErr w:type="spellStart"/>
+            <w:r>
+              <w:rPr>
+                <w:sz w:val="20"/>
+                <w:szCs w:val="20"/>
+              </w:rPr>
+              <w:t>AccountPhone</w:t>
+            </w:r>
+            <w:proofErr w:type="spellEnd"/>
+            <w:r>
+              <w:rPr>
+                <w:sz w:val="20"/>
+                <w:szCs w:val="20"/>
+              </w:rPr>
+              <w:t>}}</w:t>
             </w:r>
           </w:p>
         </w:tc>
@@ -1460,17 +1529,7 @@
                 <w:sz w:val="20"/>
                 <w:szCs w:val="20"/>
               </w:rPr>
-              <w:t>Sample Reason (Reason for Inspection</w:t>
-            </w:r>
-            <w:proofErr w:type="gramStart"/>
-            <w:r>
-              <w:rPr>
-                <w:b/>
-                <w:bCs/>
-                <w:sz w:val="20"/>
-                <w:szCs w:val="20"/>
-              </w:rPr>
-              <w:t>):</w:t>
+              <w:t>Sample Reason (Reason for Inspection):</w:t>
             </w:r>
             <w:r>
               <w:rPr>
@@ -1488,7 +1547,6 @@
               <w:t>{{</w:t>
             </w:r>
             <w:proofErr w:type="spellStart"/>
-            <w:proofErr w:type="gramEnd"/>
             <w:r>
               <w:rPr>
                 <w:sz w:val="20"/>
@@ -1780,6 +1838,29 @@
               </w:rPr>
               <w:t xml:space="preserve">EHO Name: </w:t>
             </w:r>
+            <w:r>
+              <w:rPr>
+                <w:sz w:val="20"/>
+                <w:szCs w:val="20"/>
+              </w:rPr>
+              <w:t>{{</w:t>
+            </w:r>
+            <w:proofErr w:type="spellStart"/>
+            <w:r>
+              <w:rPr>
+                <w:sz w:val="20"/>
+                <w:szCs w:val="20"/>
+              </w:rPr>
+              <w:t>EHOName</w:t>
+            </w:r>
+            <w:proofErr w:type="spellEnd"/>
+            <w:r>
+              <w:rPr>
+                <w:sz w:val="20"/>
+                <w:szCs w:val="20"/>
+              </w:rPr>
+              <w:t>}}</w:t>
+            </w:r>
           </w:p>
         </w:tc>
         <w:tc>
@@ -1805,6 +1886,40 @@
               </w:rPr>
               <w:t>EHO Email:</w:t>
             </w:r>
+            <w:r>
+              <w:rPr>
+                <w:b/>
+                <w:bCs/>
+                <w:kern w:val="0"/>
+                <w:sz w:val="20"/>
+                <w:szCs w:val="20"/>
+                <w14:ligatures w14:val="none"/>
+              </w:rPr>
+              <w:t xml:space="preserve"> </w:t>
+            </w:r>
+            <w:r>
+              <w:rPr>
+                <w:sz w:val="20"/>
+                <w:szCs w:val="20"/>
+              </w:rPr>
+              <w:t>{{</w:t>
+            </w:r>
+            <w:proofErr w:type="spellStart"/>
+            <w:r>
+              <w:rPr>
+                <w:sz w:val="20"/>
+                <w:szCs w:val="20"/>
+              </w:rPr>
+              <w:t>EHOEmail</w:t>
+            </w:r>
+            <w:proofErr w:type="spellEnd"/>
+            <w:r>
+              <w:rPr>
+                <w:sz w:val="20"/>
+                <w:szCs w:val="20"/>
+              </w:rPr>
+              <w:t>}}</w:t>
+            </w:r>
           </w:p>
         </w:tc>
       </w:tr>
@@ -1832,6 +1947,38 @@
               </w:rPr>
               <w:t>EHO Phone:</w:t>
             </w:r>
+            <w:r>
+              <w:rPr>
+                <w:b/>
+                <w:bCs/>
+                <w:sz w:val="20"/>
+                <w:szCs w:val="20"/>
+              </w:rPr>
+              <w:t xml:space="preserve"> </w:t>
+            </w:r>
+            <w:r>
+              <w:rPr>
+                <w:sz w:val="20"/>
+                <w:szCs w:val="20"/>
+              </w:rPr>
+              <w:t>{{</w:t>
+            </w:r>
+            <w:proofErr w:type="spellStart"/>
+            <w:r>
+              <w:rPr>
+                <w:sz w:val="20"/>
+                <w:szCs w:val="20"/>
+              </w:rPr>
+              <w:t>EHOPhone</w:t>
+            </w:r>
+            <w:proofErr w:type="spellEnd"/>
+            <w:r>
+              <w:rPr>
+                <w:sz w:val="20"/>
+                <w:szCs w:val="20"/>
+              </w:rPr>
+              <w:t>}}</w:t>
+            </w:r>
           </w:p>
         </w:tc>
         <w:tc>
@@ -1875,6 +2022,38 @@
               </w:rPr>
               <w:t>Collected By:</w:t>
             </w:r>
+            <w:r>
+              <w:rPr>
+                <w:b/>
+                <w:bCs/>
+                <w:sz w:val="20"/>
+                <w:szCs w:val="20"/>
+              </w:rPr>
+              <w:t xml:space="preserve"> </w:t>
+            </w:r>
+            <w:r>
+              <w:rPr>
+                <w:sz w:val="20"/>
+                <w:szCs w:val="20"/>
+              </w:rPr>
+              <w:t>{{</w:t>
+            </w:r>
+            <w:proofErr w:type="spellStart"/>
+            <w:r>
+              <w:rPr>
+                <w:sz w:val="20"/>
+                <w:szCs w:val="20"/>
+              </w:rPr>
+              <w:t>CollectedBy</w:t>
+            </w:r>
+            <w:proofErr w:type="spellEnd"/>
+            <w:r>
+              <w:rPr>
+                <w:sz w:val="20"/>
+                <w:szCs w:val="20"/>
+              </w:rPr>
+              <w:t>}}</w:t>
+            </w:r>
           </w:p>
         </w:tc>
         <w:tc>
@@ -1900,6 +2079,40 @@
               </w:rPr>
               <w:t>Submitted on:</w:t>
             </w:r>
+            <w:r>
+              <w:rPr>
+                <w:b/>
+                <w:bCs/>
+                <w:kern w:val="0"/>
+                <w:sz w:val="20"/>
+                <w:szCs w:val="20"/>
+                <w14:ligatures w14:val="none"/>
+              </w:rPr>
+              <w:t xml:space="preserve"> </w:t>
+            </w:r>
+            <w:r>
+              <w:rPr>
+                <w:sz w:val="20"/>
+                <w:szCs w:val="20"/>
+              </w:rPr>
+              <w:t>{{</w:t>
+            </w:r>
+            <w:proofErr w:type="spellStart"/>
+            <w:r>
+              <w:rPr>
+                <w:sz w:val="20"/>
+                <w:szCs w:val="20"/>
+              </w:rPr>
+              <w:t>SubmittedOn</w:t>
+            </w:r>
+            <w:proofErr w:type="spellEnd"/>
+            <w:r>
+              <w:rPr>
+                <w:sz w:val="20"/>
+                <w:szCs w:val="20"/>
+              </w:rPr>
+              <w:t>}}</w:t>
+            </w:r>
           </w:p>
         </w:tc>
       </w:tr>
@@ -1927,6 +2140,38 @@
               </w:rPr>
               <w:t>To Laboratory</w:t>
             </w:r>
+            <w:r>
+              <w:rPr>
+                <w:b/>
+                <w:bCs/>
+                <w:sz w:val="20"/>
+                <w:szCs w:val="20"/>
+              </w:rPr>
+              <w:t xml:space="preserve">: </w:t>
+            </w:r>
+            <w:r>
+              <w:rPr>
+                <w:sz w:val="20"/>
+                <w:szCs w:val="20"/>
+              </w:rPr>
+              <w:t>{{</w:t>
+            </w:r>
+            <w:proofErr w:type="spellStart"/>
+            <w:r>
+              <w:rPr>
+                <w:sz w:val="20"/>
+                <w:szCs w:val="20"/>
+              </w:rPr>
+              <w:t>ToLaboratory</w:t>
+            </w:r>
+            <w:proofErr w:type="spellEnd"/>
+            <w:r>
+              <w:rPr>
+                <w:sz w:val="20"/>
+                <w:szCs w:val="20"/>
+              </w:rPr>
+              <w:t>}}</w:t>
+            </w:r>
           </w:p>
         </w:tc>
         <w:tc>
@@ -1952,6 +2197,40 @@
               </w:rPr>
               <w:t>Copy to:</w:t>
             </w:r>
+            <w:r>
+              <w:rPr>
+                <w:b/>
+                <w:bCs/>
+                <w:kern w:val="0"/>
+                <w:sz w:val="20"/>
+                <w:szCs w:val="20"/>
+                <w14:ligatures w14:val="none"/>
+              </w:rPr>
+              <w:t xml:space="preserve"> </w:t>
+            </w:r>
+            <w:r>
+              <w:rPr>
+                <w:sz w:val="20"/>
+                <w:szCs w:val="20"/>
+              </w:rPr>
+              <w:t>{{</w:t>
+            </w:r>
+            <w:proofErr w:type="spellStart"/>
+            <w:r>
+              <w:rPr>
+                <w:sz w:val="20"/>
+                <w:szCs w:val="20"/>
+              </w:rPr>
+              <w:t>CopyTo</w:t>
+            </w:r>
+            <w:proofErr w:type="spellEnd"/>
+            <w:r>
+              <w:rPr>
+                <w:sz w:val="20"/>
+                <w:szCs w:val="20"/>
+              </w:rPr>
+              <w:t>}}</w:t>
+            </w:r>
           </w:p>
         </w:tc>
       </w:tr>
@@ -2084,25 +2363,7 @@
                 <w:szCs w:val="20"/>
                 <w:lang w:val="en-CA"/>
               </w:rPr>
-              <w:t>{{#LabTestRequired</w:t>
-            </w:r>
-            <w:proofErr w:type="gramStart"/>
-            <w:r>
-              <w:rPr>
-                <w:sz w:val="20"/>
-                <w:szCs w:val="20"/>
-                <w:lang w:val="en-CA"/>
-              </w:rPr>
-              <w:t>}}{</w:t>
-            </w:r>
-            <w:proofErr w:type="gramEnd"/>
-            <w:r>
-              <w:rPr>
-                <w:sz w:val="20"/>
-                <w:szCs w:val="20"/>
-                <w:lang w:val="en-CA"/>
-              </w:rPr>
-              <w:t>{Name}}</w:t>
+              <w:t>{{#LabTestRequired}}{{Name}}</w:t>
             </w:r>
           </w:p>
         </w:tc>
@@ -2187,23 +2448,13 @@
               <w:t>UnitOfMeasure</w:t>
             </w:r>
             <w:proofErr w:type="spellEnd"/>
-            <w:proofErr w:type="gramStart"/>
-            <w:r>
-              <w:rPr>
-                <w:sz w:val="20"/>
-                <w:szCs w:val="20"/>
-                <w:lang w:val="en-CA"/>
-              </w:rPr>
-              <w:t>}}{</w:t>
-            </w:r>
-            <w:proofErr w:type="gramEnd"/>
-            <w:r>
-              <w:rPr>
-                <w:sz w:val="20"/>
-                <w:szCs w:val="20"/>
-                <w:lang w:val="en-CA"/>
-              </w:rPr>
-              <w:t>{/</w:t>
+            <w:r>
+              <w:rPr>
+                <w:sz w:val="20"/>
+                <w:szCs w:val="20"/>
+                <w:lang w:val="en-CA"/>
+              </w:rPr>
+              <w:t>}}{{/</w:t>
             </w:r>
             <w:proofErr w:type="spellStart"/>
             <w:r>
@@ -3303,6 +3554,7 @@
   <w:style w:type="character" w:default="1" w:styleId="DefaultParagraphFont">
     <w:name w:val="Default Paragraph Font"/>
     <w:uiPriority w:val="1"/>
+    <w:semiHidden/>
     <w:unhideWhenUsed/>
   </w:style>
   <w:style w:type="table" w:default="1" w:styleId="TableNormal">

--- a/PHOCS-Docgentemplates/PHOCS Food safety Requisition Template_V0.1.docx
+++ b/PHOCS-Docgentemplates/PHOCS Food safety Requisition Template_V0.1.docx
@@ -573,6 +573,7 @@
               </w:rPr>
               <w:t>Owner Name</w:t>
             </w:r>
+            <w:proofErr w:type="gramStart"/>
             <w:r>
               <w:rPr>
                 <w:b/>
@@ -594,7 +595,15 @@
                 <w:sz w:val="20"/>
                 <w:szCs w:val="20"/>
               </w:rPr>
-              <w:t>{{</w:t>
+              <w:t>{</w:t>
+            </w:r>
+            <w:proofErr w:type="gramEnd"/>
+            <w:r>
+              <w:rPr>
+                <w:sz w:val="20"/>
+                <w:szCs w:val="20"/>
+              </w:rPr>
+              <w:t>{</w:t>
             </w:r>
             <w:proofErr w:type="spellStart"/>
             <w:r>
@@ -628,6 +637,7 @@
                 <w:szCs w:val="20"/>
               </w:rPr>
             </w:pPr>
+            <w:proofErr w:type="gramStart"/>
             <w:r>
               <w:rPr>
                 <w:b/>
@@ -651,7 +661,15 @@
                 <w:sz w:val="20"/>
                 <w:szCs w:val="20"/>
               </w:rPr>
-              <w:t>{{</w:t>
+              <w:t>{</w:t>
+            </w:r>
+            <w:proofErr w:type="gramEnd"/>
+            <w:r>
+              <w:rPr>
+                <w:sz w:val="20"/>
+                <w:szCs w:val="20"/>
+              </w:rPr>
+              <w:t>{</w:t>
             </w:r>
             <w:proofErr w:type="spellStart"/>
             <w:r>
@@ -694,7 +712,17 @@
                 <w:sz w:val="20"/>
                 <w:szCs w:val="20"/>
               </w:rPr>
-              <w:t>Phone Number</w:t>
+              <w:t xml:space="preserve">Phone </w:t>
+            </w:r>
+            <w:proofErr w:type="gramStart"/>
+            <w:r>
+              <w:rPr>
+                <w:b/>
+                <w:bCs/>
+                <w:sz w:val="20"/>
+                <w:szCs w:val="20"/>
+              </w:rPr>
+              <w:t>Number</w:t>
             </w:r>
             <w:r>
               <w:rPr>
@@ -710,7 +738,15 @@
                 <w:sz w:val="20"/>
                 <w:szCs w:val="20"/>
               </w:rPr>
-              <w:t>{{</w:t>
+              <w:t>{</w:t>
+            </w:r>
+            <w:proofErr w:type="gramEnd"/>
+            <w:r>
+              <w:rPr>
+                <w:sz w:val="20"/>
+                <w:szCs w:val="20"/>
+              </w:rPr>
+              <w:t>{</w:t>
             </w:r>
             <w:proofErr w:type="spellStart"/>
             <w:r>
@@ -1529,7 +1565,17 @@
                 <w:sz w:val="20"/>
                 <w:szCs w:val="20"/>
               </w:rPr>
-              <w:t>Sample Reason (Reason for Inspection):</w:t>
+              <w:t>Sample Reason (Reason for Inspection</w:t>
+            </w:r>
+            <w:proofErr w:type="gramStart"/>
+            <w:r>
+              <w:rPr>
+                <w:b/>
+                <w:bCs/>
+                <w:sz w:val="20"/>
+                <w:szCs w:val="20"/>
+              </w:rPr>
+              <w:t>):</w:t>
             </w:r>
             <w:r>
               <w:rPr>
@@ -1547,6 +1593,7 @@
               <w:t>{{</w:t>
             </w:r>
             <w:proofErr w:type="spellStart"/>
+            <w:proofErr w:type="gramEnd"/>
             <w:r>
               <w:rPr>
                 <w:sz w:val="20"/>
@@ -1836,7 +1883,17 @@
                 <w:sz w:val="20"/>
                 <w:szCs w:val="20"/>
               </w:rPr>
-              <w:t xml:space="preserve">EHO Name: </w:t>
+              <w:t xml:space="preserve">EHO </w:t>
+            </w:r>
+            <w:proofErr w:type="gramStart"/>
+            <w:r>
+              <w:rPr>
+                <w:b/>
+                <w:bCs/>
+                <w:sz w:val="20"/>
+                <w:szCs w:val="20"/>
+              </w:rPr>
+              <w:t xml:space="preserve">Name: </w:t>
             </w:r>
             <w:r>
               <w:rPr>
@@ -1846,6 +1903,7 @@
               <w:t>{{</w:t>
             </w:r>
             <w:proofErr w:type="spellStart"/>
+            <w:proofErr w:type="gramEnd"/>
             <w:r>
               <w:rPr>
                 <w:sz w:val="20"/>
@@ -1884,7 +1942,17 @@
                 <w:sz w:val="20"/>
                 <w:szCs w:val="20"/>
               </w:rPr>
-              <w:t>EHO Email:</w:t>
+              <w:t xml:space="preserve">EHO </w:t>
+            </w:r>
+            <w:proofErr w:type="gramStart"/>
+            <w:r>
+              <w:rPr>
+                <w:b/>
+                <w:bCs/>
+                <w:sz w:val="20"/>
+                <w:szCs w:val="20"/>
+              </w:rPr>
+              <w:t>Email:</w:t>
             </w:r>
             <w:r>
               <w:rPr>
@@ -1905,6 +1973,7 @@
               <w:t>{{</w:t>
             </w:r>
             <w:proofErr w:type="spellStart"/>
+            <w:proofErr w:type="gramEnd"/>
             <w:r>
               <w:rPr>
                 <w:sz w:val="20"/>
@@ -1945,7 +2014,17 @@
                 <w:sz w:val="20"/>
                 <w:szCs w:val="20"/>
               </w:rPr>
-              <w:t>EHO Phone:</w:t>
+              <w:t xml:space="preserve">EHO </w:t>
+            </w:r>
+            <w:proofErr w:type="gramStart"/>
+            <w:r>
+              <w:rPr>
+                <w:b/>
+                <w:bCs/>
+                <w:sz w:val="20"/>
+                <w:szCs w:val="20"/>
+              </w:rPr>
+              <w:t>Phone:</w:t>
             </w:r>
             <w:r>
               <w:rPr>
@@ -1964,6 +2043,7 @@
               <w:t>{{</w:t>
             </w:r>
             <w:proofErr w:type="spellStart"/>
+            <w:proofErr w:type="gramEnd"/>
             <w:r>
               <w:rPr>
                 <w:sz w:val="20"/>
@@ -2020,7 +2100,17 @@
                 <w:sz w:val="20"/>
                 <w:szCs w:val="20"/>
               </w:rPr>
-              <w:t>Collected By:</w:t>
+              <w:t xml:space="preserve">Collected </w:t>
+            </w:r>
+            <w:proofErr w:type="gramStart"/>
+            <w:r>
+              <w:rPr>
+                <w:b/>
+                <w:bCs/>
+                <w:sz w:val="20"/>
+                <w:szCs w:val="20"/>
+              </w:rPr>
+              <w:t>By:</w:t>
             </w:r>
             <w:r>
               <w:rPr>
@@ -2039,6 +2129,7 @@
               <w:t>{{</w:t>
             </w:r>
             <w:proofErr w:type="spellStart"/>
+            <w:proofErr w:type="gramEnd"/>
             <w:r>
               <w:rPr>
                 <w:sz w:val="20"/>
@@ -2077,7 +2168,17 @@
                 <w:sz w:val="20"/>
                 <w:szCs w:val="20"/>
               </w:rPr>
-              <w:t>Submitted on:</w:t>
+              <w:t xml:space="preserve">Submitted </w:t>
+            </w:r>
+            <w:proofErr w:type="gramStart"/>
+            <w:r>
+              <w:rPr>
+                <w:b/>
+                <w:bCs/>
+                <w:sz w:val="20"/>
+                <w:szCs w:val="20"/>
+              </w:rPr>
+              <w:t>on:</w:t>
             </w:r>
             <w:r>
               <w:rPr>
@@ -2098,6 +2199,7 @@
               <w:t>{{</w:t>
             </w:r>
             <w:proofErr w:type="spellStart"/>
+            <w:proofErr w:type="gramEnd"/>
             <w:r>
               <w:rPr>
                 <w:sz w:val="20"/>
@@ -2138,7 +2240,17 @@
                 <w:sz w:val="20"/>
                 <w:szCs w:val="20"/>
               </w:rPr>
-              <w:t>To Laboratory</w:t>
+              <w:t xml:space="preserve">To </w:t>
+            </w:r>
+            <w:proofErr w:type="gramStart"/>
+            <w:r>
+              <w:rPr>
+                <w:b/>
+                <w:bCs/>
+                <w:sz w:val="20"/>
+                <w:szCs w:val="20"/>
+              </w:rPr>
+              <w:t>Laboratory</w:t>
             </w:r>
             <w:r>
               <w:rPr>
@@ -2157,6 +2269,7 @@
               <w:t>{{</w:t>
             </w:r>
             <w:proofErr w:type="spellStart"/>
+            <w:proofErr w:type="gramEnd"/>
             <w:r>
               <w:rPr>
                 <w:sz w:val="20"/>
@@ -2195,7 +2308,17 @@
                 <w:sz w:val="20"/>
                 <w:szCs w:val="20"/>
               </w:rPr>
-              <w:t>Copy to:</w:t>
+              <w:t xml:space="preserve">Copy </w:t>
+            </w:r>
+            <w:proofErr w:type="gramStart"/>
+            <w:r>
+              <w:rPr>
+                <w:b/>
+                <w:bCs/>
+                <w:sz w:val="20"/>
+                <w:szCs w:val="20"/>
+              </w:rPr>
+              <w:t>to:</w:t>
             </w:r>
             <w:r>
               <w:rPr>
@@ -2216,6 +2339,7 @@
               <w:t>{{</w:t>
             </w:r>
             <w:proofErr w:type="spellStart"/>
+            <w:proofErr w:type="gramEnd"/>
             <w:r>
               <w:rPr>
                 <w:sz w:val="20"/>
@@ -2242,14 +2366,52 @@
           </w:tcPr>
           <w:p>
             <w:pPr>
-              <w:jc w:val="center"/>
-              <w:rPr>
-                <w:b/>
-                <w:bCs/>
-                <w:sz w:val="20"/>
-                <w:szCs w:val="20"/>
-              </w:rPr>
-            </w:pPr>
+              <w:rPr>
+                <w:b/>
+                <w:bCs/>
+                <w:sz w:val="20"/>
+                <w:szCs w:val="20"/>
+              </w:rPr>
+            </w:pPr>
+            <w:r>
+              <w:rPr>
+                <w:b/>
+                <w:bCs/>
+                <w:sz w:val="20"/>
+                <w:szCs w:val="20"/>
+              </w:rPr>
+              <w:t xml:space="preserve">Health Authority: </w:t>
+            </w:r>
+            <w:r>
+              <w:rPr>
+                <w:sz w:val="20"/>
+                <w:szCs w:val="20"/>
+              </w:rPr>
+              <w:t>{{</w:t>
+            </w:r>
+            <w:proofErr w:type="spellStart"/>
+            <w:r>
+              <w:rPr>
+                <w:sz w:val="20"/>
+                <w:szCs w:val="20"/>
+              </w:rPr>
+              <w:t>HealthAuthorit</w:t>
+            </w:r>
+            <w:r>
+              <w:rPr>
+                <w:sz w:val="20"/>
+                <w:szCs w:val="20"/>
+              </w:rPr>
+              <w:t>y</w:t>
+            </w:r>
+            <w:proofErr w:type="spellEnd"/>
+            <w:r>
+              <w:rPr>
+                <w:sz w:val="20"/>
+                <w:szCs w:val="20"/>
+              </w:rPr>
+              <w:t>}}</w:t>
+            </w:r>
           </w:p>
         </w:tc>
       </w:tr>
@@ -2363,7 +2525,25 @@
                 <w:szCs w:val="20"/>
                 <w:lang w:val="en-CA"/>
               </w:rPr>
-              <w:t>{{#LabTestRequired}}{{Name}}</w:t>
+              <w:t>{{#LabTestRequired</w:t>
+            </w:r>
+            <w:proofErr w:type="gramStart"/>
+            <w:r>
+              <w:rPr>
+                <w:sz w:val="20"/>
+                <w:szCs w:val="20"/>
+                <w:lang w:val="en-CA"/>
+              </w:rPr>
+              <w:t>}}{</w:t>
+            </w:r>
+            <w:proofErr w:type="gramEnd"/>
+            <w:r>
+              <w:rPr>
+                <w:sz w:val="20"/>
+                <w:szCs w:val="20"/>
+                <w:lang w:val="en-CA"/>
+              </w:rPr>
+              <w:t>{Name}}</w:t>
             </w:r>
           </w:p>
         </w:tc>
@@ -2448,13 +2628,23 @@
               <w:t>UnitOfMeasure</w:t>
             </w:r>
             <w:proofErr w:type="spellEnd"/>
-            <w:r>
-              <w:rPr>
-                <w:sz w:val="20"/>
-                <w:szCs w:val="20"/>
-                <w:lang w:val="en-CA"/>
-              </w:rPr>
-              <w:t>}}{{/</w:t>
+            <w:proofErr w:type="gramStart"/>
+            <w:r>
+              <w:rPr>
+                <w:sz w:val="20"/>
+                <w:szCs w:val="20"/>
+                <w:lang w:val="en-CA"/>
+              </w:rPr>
+              <w:t>}}{</w:t>
+            </w:r>
+            <w:proofErr w:type="gramEnd"/>
+            <w:r>
+              <w:rPr>
+                <w:sz w:val="20"/>
+                <w:szCs w:val="20"/>
+                <w:lang w:val="en-CA"/>
+              </w:rPr>
+              <w:t>{/</w:t>
             </w:r>
             <w:proofErr w:type="spellStart"/>
             <w:r>
@@ -3554,7 +3744,6 @@
   <w:style w:type="character" w:default="1" w:styleId="DefaultParagraphFont">
     <w:name w:val="Default Paragraph Font"/>
     <w:uiPriority w:val="1"/>
-    <w:semiHidden/>
     <w:unhideWhenUsed/>
   </w:style>
   <w:style w:type="table" w:default="1" w:styleId="TableNormal">
